--- a/public/tebs-template.docx
+++ b/public/tebs-template.docx
@@ -50,34 +50,7 @@
           <w:sz w:val="24"/>
           <w:szCs w:val="96"/>
         </w:rPr>
-        <w:t>3</w:t>
-      </w:r>
-      <w:r>
-        <w:rPr>
-          <w:rFonts w:cs="Broadway"/>
-          <w:bCs/>
-          <w:sz w:val="24"/>
-          <w:szCs w:val="96"/>
-        </w:rPr>
-        <w:t>539</w:t>
-      </w:r>
-      <w:r>
-        <w:rPr>
-          <w:rFonts w:cs="Broadway"/>
-          <w:bCs/>
-          <w:sz w:val="24"/>
-          <w:szCs w:val="96"/>
-        </w:rPr>
-        <w:t xml:space="preserve">1 </w:t>
-      </w:r>
-      <w:r>
-        <w:rPr>
-          <w:rFonts w:cs="Broadway"/>
-          <w:bCs/>
-          <w:sz w:val="24"/>
-          <w:szCs w:val="96"/>
-        </w:rPr>
-        <w:t>CS</w:t>
+        <w:t>{{BRAKE_SARN}}</w:t>
       </w:r>
     </w:p>
     <w:p>

--- a/public/tebs-template.docx
+++ b/public/tebs-template.docx
@@ -6748,37 +6748,7 @@
           <w:sz w:val="24"/>
           <w:szCs w:val="96"/>
         </w:rPr>
-        <w:t>Front pressure sensor</w:t>
-      </w:r>
-      <w:r>
-        <w:rPr>
-          <w:rFonts w:cs="Broadway"/>
-          <w:b/>
-          <w:bCs/>
-          <w:sz w:val="24"/>
-          <w:szCs w:val="96"/>
-        </w:rPr>
-        <w:t>, Lift Up Axle (GIO2)</w:t>
-      </w:r>
-      <w:r>
-        <w:rPr>
-          <w:rFonts w:cs="Broadway"/>
-          <w:b/>
-          <w:bCs/>
-          <w:sz w:val="24"/>
-          <w:szCs w:val="96"/>
-        </w:rPr>
-        <w:t>, Hardox body</w:t>
-      </w:r>
-      <w:r>
-        <w:rPr>
-          <w:rFonts w:cs="Broadway"/>
-          <w:b/>
-          <w:bCs/>
-          <w:sz w:val="24"/>
-          <w:szCs w:val="96"/>
-        </w:rPr>
-        <w:t xml:space="preserve">, </w:t>
+        <w:t>{{FEATURES}}</w:t>
       </w:r>
     </w:p>
     <w:p>
